--- a/docs/word/TDD.docx
+++ b/docs/word/TDD.docx
@@ -4990,6 +4990,214 @@
     <w:bookmarkEnd w:id="38"/>
     <w:bookmarkEnd w:id="39"/>
     <w:bookmarkStart w:id="40" w:name="X2dc09e1d60ae0cabe0592dff9173a1d1076d078"/>
+    <w:p>
+      <w:pPr>
+        <w:pStyle w:val="Heading2"/>
+      </w:pPr>
+      <w:r>
+        <w:t>10. RFC promoted to first-class + SFS overlay classifier (M1 client respin, 2026-05-21)</w:t>
+      </w:r>
+    </w:p>
+    <w:p>
+      <w:pPr>
+        <w:pStyle w:val="Heading3"/>
+      </w:pPr>
+      <w:r>
+        <w:t>Why</w:t>
+      </w:r>
+    </w:p>
+    <w:p>
+      <w:pPr>
+        <w:pStyle w:val="FirstParagraph"/>
+      </w:pPr>
+      <w:r>
+        <w:t>Yossi (Axawear) raised two related concerns on 2026-05-21:</w:t>
+      </w:r>
+    </w:p>
+    <w:p>
+      <w:pPr>
+        <w:pStyle w:val="Compact"/>
+      </w:pPr>
+      <w:r>
+        <w:t>RFC as first-class source. The SFS deliberately omits requirements that are defined in the RFC standard. The previous pipeline routed unclaimed-by-flows RFC mandates to a separate "Synthesized — Review" sheet with a yellow "review me" banner, which made the deliverable look like RFC requirements were second-class auto-guesses. The TP must test those RFC clauses with the same rigour as flow-anchored rows.</w:t>
+      </w:r>
+    </w:p>
+    <w:p>
+      <w:pPr>
+        <w:pStyle w:val="Compact"/>
+      </w:pPr>
+      <w:r>
+        <w:t>SFS as overlay on RFC, not flat sibling. A QA engineer reads the SFS as an overlay on the RFC — it points at which RFCs to read, lists deltas (where vendor differs from RFC), and lists overlays (vendor-added constraints). The previous pipeline did flat-union extraction with no relationship tracking, so a delta SFS req appeared as just another row alongside the RFC base — no visible "this overrides RFC §X" signal.</w:t>
+      </w:r>
+    </w:p>
+    <w:p>
+      <w:pPr>
+        <w:pStyle w:val="Heading3"/>
+      </w:pPr>
+      <w:r>
+        <w:t>What changed — RFC promotion to main sheet (morning)</w:t>
+      </w:r>
+    </w:p>
+    <w:p>
+      <w:pPr>
+        <w:pStyle w:val="Compact"/>
+      </w:pPr>
+      <w:r>
+        <w:t>ate/planner/generator.py — added _planrow_for_rfc_orphan(). RFC reqs no flow claims become first-class PlanRows that flow through the enricher (previously they bypassed it via direct AtomicRow synthesis).</w:t>
+      </w:r>
+    </w:p>
+    <w:p>
+      <w:pPr>
+        <w:pStyle w:val="Compact"/>
+      </w:pPr>
+      <w:r>
+        <w:t>ate/planner/xlsx_writer.py — deleted _write_synth_review_sheet() entirely. RFC-mandate rows land on the main sheet with a green tint (RFC_FILL = D4EDDA) and Comment column reads "RFC mandate" (not "synthesized — review").</w:t>
+      </w:r>
+    </w:p>
+    <w:p>
+      <w:pPr>
+        <w:pStyle w:val="Compact"/>
+      </w:pPr>
+      <w:r>
+        <w:t>New coverage assertion in generate_plan() — raises ValueError if any extracted RFC req has zero PlanRows referencing it. Guards against silent drops going forward.</w:t>
+      </w:r>
+    </w:p>
+    <w:p>
+      <w:pPr>
+        <w:pStyle w:val="Compact"/>
+      </w:pPr>
+      <w:r>
+        <w:t>_INTENTIONAL_ORPHANS dropped its RFC §10.1.1 entry — no more "out of M1 scope" exemption for RFC clauses; every MUST gets a row.</w:t>
+      </w:r>
+    </w:p>
+    <w:p>
+      <w:pPr>
+        <w:pStyle w:val="Compact"/>
+      </w:pPr>
+      <w:r>
+        <w:t>Cache salt v3 → v4.</w:t>
+      </w:r>
+    </w:p>
+    <w:p>
+      <w:pPr>
+        <w:pStyle w:val="Heading3"/>
+      </w:pPr>
+      <w:r>
+        <w:t>What changed — SFS-vs-RFC overlay classifier (afternoon)</w:t>
+      </w:r>
+    </w:p>
+    <w:p>
+      <w:pPr>
+        <w:pStyle w:val="Compact"/>
+      </w:pPr>
+      <w:r>
+        <w:t>ate/planner/req_classifier.py — new module. Rule-based classifier sets kind ∈ {base_sfs, delta, overlay, pointer, sfs_with_rfc_context, rfc, cli} and rfc_links (RFC req_ids resolved against the extracted catalog; references to sections we didn't extract are dropped, never fabricated).</w:t>
+      </w:r>
+    </w:p>
+    <w:p>
+      <w:pPr>
+        <w:pStyle w:val="Compact"/>
+      </w:pPr>
+      <w:r>
+        <w:t>ate/planner/model.py — Requirement gains kind and rfc_links fields.</w:t>
+      </w:r>
+    </w:p>
+    <w:p>
+      <w:pPr>
+        <w:pStyle w:val="Compact"/>
+      </w:pPr>
+      <w:r>
+        <w:t>ate/planner/requirements_builder.py — invokes classify_all() after merging SFS + RFC + CLI anchors.</w:t>
+      </w:r>
+    </w:p>
+    <w:p>
+      <w:pPr>
+        <w:pStyle w:val="Compact"/>
+      </w:pPr>
+      <w:r>
+        <w:t>ate/planner/ai_enricher.py — prompt template gains a Kind line, an RFC links line, and a relationship_block section emitting per-kind guidance: delta = "test the SFS modification, not the RFC base; reference the RFC clause being overridden"; overlay = "test the added constraint, RFC base is assumed"; pointer = "keep the row brief; the detailed test lives in the RFC row"; sfs_with_rfc_context = "RFC ref is background; test the SFS content as primary". The prompt also injects the linked RFC base text (must_statements from rfc_link reqs) so the AI can write a delta row that explicitly contrasts SFS modification against the RFC clause.</w:t>
+      </w:r>
+    </w:p>
+    <w:p>
+      <w:pPr>
+        <w:pStyle w:val="Compact"/>
+      </w:pPr>
+      <w:r>
+        <w:t>ate/planner/xlsx_writer.py — _provenance_for_row() reads the anchor SFS req's kind and writes Comment-column markers like "delta from RFC7432bis-§8.7" / "pointer to RFC7432bis-§9.2" / "overlay on RFC...".</w:t>
+      </w:r>
+    </w:p>
+    <w:p>
+      <w:pPr>
+        <w:pStyle w:val="Compact"/>
+      </w:pPr>
+      <w:r>
+        <w:t>Cache salt v4 → v5. The v5 row key also includes req.kind so a reclassification (heuristic tuning, new cues) invalidates only the affected rows.</w:t>
+      </w:r>
+    </w:p>
+    <w:p>
+      <w:pPr>
+        <w:pStyle w:val="Heading3"/>
+      </w:pPr>
+      <w:r>
+        <w:t>EVPN classifier snapshot</w:t>
+      </w:r>
+    </w:p>
+    <w:p>
+      <w:pPr>
+        <w:pStyle w:val="FirstParagraph"/>
+      </w:pPr>
+      <w:r>
+        <w:t>Out of 40 SFS reqs in EVPN (plus 46 RFC + 44 CLI): 16 base_sfs, 11 sfs_with_rfc_context, 9 pointer, 4 delta, 0 overlay. REQ#190 and REQ#220 (both "the document replaces SHOULD to MUST in the second rule") caught as textbook deltas. After flow fan-out the main sheet renders 108 delta marker rows + 122 pointer marker rows + 93 CLI inheritance + 3 RFC mandate.</w:t>
+      </w:r>
+    </w:p>
+    <w:p>
+      <w:pPr>
+        <w:pStyle w:val="Heading3"/>
+      </w:pPr>
+      <w:r>
+        <w:t>Cache impact</w:t>
+      </w:r>
+    </w:p>
+    <w:p>
+      <w:pPr>
+        <w:pStyle w:val="FirstParagraph"/>
+      </w:pPr>
+      <w:r>
+        <w:t>Cache salt incremented twice on 2026-05-21: v3 → v4 (RFC promotion) → v5 (kind + rfc_links prompt). Full re-bake started 2026-05-21 11:24 against v5. The v3 snapshot is preserved at ate/planner/ai_cache.pre-yossi-respin.bak for rollback.</w:t>
+      </w:r>
+    </w:p>
+    <w:p>
+      <w:pPr>
+        <w:pStyle w:val="Heading3"/>
+      </w:pPr>
+      <w:r>
+        <w:t>Open follow-ups for M2</w:t>
+      </w:r>
+    </w:p>
+    <w:p>
+      <w:pPr>
+        <w:pStyle w:val="Compact"/>
+      </w:pPr>
+      <w:r>
+        <w:t>Classifier heuristics tuned against EVPN SFS only — 0 overlay matches in EVPN is plausible for this feature but should be re-validated as we ingest more features (MPLS-TE, OSPF, ...). The "overlay" cue list (in addition to, extends, ...) may need expansion.</w:t>
+      </w:r>
+    </w:p>
+    <w:p>
+      <w:pPr>
+        <w:pStyle w:val="Compact"/>
+      </w:pPr>
+      <w:r>
+        <w:t>rfc_links resolution drops references to RFC sections the rfc_extractor didn't materialise as separate reqs (umbrella chapters whose body is a short intro before the real normative content begins in the children). Worth surfacing these as "links to RFC chapter X (parent of extracted §X.1, §X.2)" so QA traceability isn't lost.</w:t>
+      </w:r>
+    </w:p>
+    <w:p>
+      <w:pPr>
+        <w:pStyle w:val="Compact"/>
+      </w:pPr>
+      <w:r>
+        <w:t>Delta detection is keyword-driven; an LLM-based classifier pass would catch deltas the keyword cues miss (e.g. "the device behaves as if X were true" without using "instead of"). Reserved for M3.</w:t>
+      </w:r>
+    </w:p>
     <w:p>
       <w:pPr>
         <w:pStyle w:val="Heading2"/>

--- a/docs/word/TDD.docx
+++ b/docs/word/TDD.docx
@@ -35,6 +35,20 @@
       </w:pPr>
       <w:r>
         <w:t xml:space="preserve">Technical Design Document — ATE / M1</w:t>
+      </w:r>
+    </w:p>
+    <w:p>
+      <w:pPr>
+        <w:pStyle w:val="BodyText"/>
+      </w:pPr>
+      <w:r>
+        <w:rPr>
+          <w:b/>
+        </w:rPr>
+        <w:t xml:space="preserve">Document version: </w:t>
+      </w:r>
+      <w:r>
+        <w:t>last updated 2026-07-13 against git commit 218c54a (“Eyal respin follow-up: slim repeated flow bodies; revert scale-number edits”). Re-stamp on every revision; the deliverable pipeline is at this repo state.</w:t>
       </w:r>
     </w:p>
     <w:p>
@@ -5196,6 +5210,652 @@
       </w:pPr>
       <w:r>
         <w:t>Delta detection is keyword-driven; an LLM-based classifier pass would catch deltas the keyword cues miss (e.g. "the device behaves as if X were true" without using "instead of"). Reserved for M3.</w:t>
+      </w:r>
+    </w:p>
+    <w:p>
+      <w:pPr>
+        <w:pStyle w:val="Heading2"/>
+      </w:pPr>
+      <w:r>
+        <w:t>11. Base + extension document model (Command Reference Guide ingest, 2026-07-13)</w:t>
+      </w:r>
+    </w:p>
+    <w:p>
+      <w:pPr>
+        <w:pStyle w:val="Heading3"/>
+      </w:pPr>
+      <w:r>
+        <w:t>Why</w:t>
+      </w:r>
+    </w:p>
+    <w:p>
+      <w:pPr>
+        <w:pStyle w:val="FirstParagraph"/>
+      </w:pPr>
+      <w:r>
+        <w:t>Section 9's open follow-up for M2 (“Replace cli_inheritance.BGP_NEIGHBOR_AF_L2VPN_EVPN with extracted commands from the real Exaware BGP CLI doc when available”) is now actionable. On 2026-07-13 Exaware shared references/EVPN/Command Reference Guide v8.X.0.pdf — the full-platform CLI reference (1577 pp). It reframes the input model from a single feature doc plus hand-curated guesses into a two-layer base + extension corpus.</w:t>
+      </w:r>
+    </w:p>
+    <w:p>
+      <w:pPr>
+        <w:pStyle w:val="Heading3"/>
+      </w:pPr>
+      <w:r>
+        <w:t>The two-layer input model</w:t>
+      </w:r>
+    </w:p>
+    <w:p>
+      <w:pPr>
+        <w:pStyle w:val="Compact"/>
+      </w:pPr>
+      <w:r>
+        <w:t>Base — Command Reference Guide (PDF). The full-platform CLI. Owns the authoritative grammar: syntax, value ranges, defaults, command modes and per-command SAFI applicability for the generic BGP-neighbor commands EVPN inherits (allow-as-in, capability, inbound-soft-reconfiguration, maximum-prefix, policy, private-as, route-reflector-client).</w:t>
+      </w:r>
+    </w:p>
+    <w:p>
+      <w:pPr>
+        <w:pStyle w:val="Compact"/>
+      </w:pPr>
+      <w:r>
+        <w:t>Extension — EVPN CLI 1.00.docx + EVPN System Specification 1.00.docx. The EVPN delta layered on the base. Owns EVPN scope and feature semantics: EVPN-specific commands, which base knobs the af-l2vpn evpn submode pulls in, and the RFC/behavioural MUSTs.</w:t>
+      </w:r>
+    </w:p>
+    <w:p>
+      <w:pPr>
+        <w:pStyle w:val="FirstParagraph"/>
+      </w:pPr>
+      <w:r>
+        <w:t>This replaces the hand-curated guesses in cli_inheritance.py (and the deinvent() coarsening that Eyal Ozeri's 2026-07-06 review forced) with doc-grounded values. The base grounds the how; the extension grounds the whether/why. A new base-CLI provenance (“CLI base — Command Reference Guide §X”) replaces cli-inherit, and cli_crosscheck moves these commands from the curated bucket to doc_grounded.</w:t>
+      </w:r>
+    </w:p>
+    <w:p>
+      <w:pPr>
+        <w:pStyle w:val="Heading3"/>
+      </w:pPr>
+      <w:r>
+        <w:t>Needed document structure (what the pipeline requires from each source)</w:t>
+      </w:r>
+    </w:p>
+    <w:p>
+      <w:pPr>
+        <w:pStyle w:val="FirstParagraph"/>
+      </w:pPr>
+      <w:r>
+        <w:t>For the base + extension merge to be machine-ingestible without AI, every command in both the base and the extension docs must keep the fixed command-table shape cli_extractor already parses. Exaware should preserve this structure in future revisions of the Command Reference Guide:</w:t>
+      </w:r>
+    </w:p>
+    <w:tbl>
+      <w:tblPr>
+        <w:tblW w:type="auto" w:w="0"/>
+        <w:tblLook w:firstColumn="1" w:firstRow="1" w:lastColumn="0" w:lastRow="0" w:noHBand="0" w:noVBand="1" w:val="04A0"/>
+      </w:tblPr>
+      <w:tblGrid>
+        <w:gridCol w:w="4680"/>
+        <w:gridCol w:w="4680"/>
+      </w:tblGrid>
+      <w:tr>
+        <w:tc>
+          <w:tcPr>
+            <w:tcW w:type="dxa" w:w="4680"/>
+          </w:tcPr>
+          <w:p>
+            <w:r/>
+            <w:r>
+              <w:rPr>
+                <w:b/>
+              </w:rPr>
+              <w:t>Table row label</w:t>
+            </w:r>
+          </w:p>
+        </w:tc>
+        <w:tc>
+          <w:tcPr>
+            <w:tcW w:type="dxa" w:w="4680"/>
+          </w:tcPr>
+          <w:p>
+            <w:r/>
+            <w:r>
+              <w:rPr>
+                <w:b/>
+              </w:rPr>
+              <w:t>Content the pipeline reads</w:t>
+            </w:r>
+          </w:p>
+        </w:tc>
+      </w:tr>
+      <w:tr>
+        <w:tc>
+          <w:tcPr>
+            <w:tcW w:type="dxa" w:w="4680"/>
+          </w:tcPr>
+          <w:p>
+            <w:r/>
+            <w:r>
+              <w:t>Description</w:t>
+            </w:r>
+          </w:p>
+        </w:tc>
+        <w:tc>
+          <w:tcPr>
+            <w:tcW w:type="dxa" w:w="4680"/>
+          </w:tcPr>
+          <w:p>
+            <w:r/>
+            <w:r>
+              <w:t>Purpose prose; default-behaviour phrases (“the default is …”).</w:t>
+            </w:r>
+          </w:p>
+        </w:tc>
+      </w:tr>
+      <w:tr>
+        <w:tc>
+          <w:tcPr>
+            <w:tcW w:type="dxa" w:w="4680"/>
+          </w:tcPr>
+          <w:p>
+            <w:r/>
+            <w:r>
+              <w:t>Command Syntax</w:t>
+            </w:r>
+          </w:p>
+        </w:tc>
+        <w:tc>
+          <w:tcPr>
+            <w:tcW w:type="dxa" w:w="4680"/>
+          </w:tcPr>
+          <w:p>
+            <w:r/>
+            <w:r>
+              <w:t>Command-line syntax including the no form; may be multi-line.</w:t>
+            </w:r>
+          </w:p>
+        </w:tc>
+      </w:tr>
+      <w:tr>
+        <w:tc>
+          <w:tcPr>
+            <w:tcW w:type="dxa" w:w="4680"/>
+          </w:tcPr>
+          <w:p>
+            <w:r/>
+            <w:r>
+              <w:t>Command Mode</w:t>
+            </w:r>
+          </w:p>
+        </w:tc>
+        <w:tc>
+          <w:tcPr>
+            <w:tcW w:type="dxa" w:w="4680"/>
+          </w:tcPr>
+          <w:p>
+            <w:r/>
+            <w:r>
+              <w:t>Mode hierarchy; may list several parents (e.g. neighbor afi safi AND neighbor-group afi safi — both must be kept).</w:t>
+            </w:r>
+          </w:p>
+        </w:tc>
+      </w:tr>
+      <w:tr>
+        <w:tc>
+          <w:tcPr>
+            <w:tcW w:type="dxa" w:w="4680"/>
+          </w:tcPr>
+          <w:p>
+            <w:r/>
+            <w:r>
+              <w:t>Parameters Table</w:t>
+            </w:r>
+          </w:p>
+        </w:tc>
+        <w:tc>
+          <w:tcPr>
+            <w:tcW w:type="dxa" w:w="4680"/>
+          </w:tcPr>
+          <w:p>
+            <w:r/>
+            <w:r>
+              <w:t>Header Name | Value | Description, then one row per parameter. Ranges as “1-10” / “0- 4294967295”; defaults as “(Default = X)”.</w:t>
+            </w:r>
+          </w:p>
+        </w:tc>
+      </w:tr>
+      <w:tr>
+        <w:tc>
+          <w:tcPr>
+            <w:tcW w:type="dxa" w:w="4680"/>
+          </w:tcPr>
+          <w:p>
+            <w:r/>
+            <w:r>
+              <w:t>Examples</w:t>
+            </w:r>
+          </w:p>
+        </w:tc>
+        <w:tc>
+          <w:tcPr>
+            <w:tcW w:type="dxa" w:w="4680"/>
+          </w:tcPr>
+          <w:p>
+            <w:r/>
+            <w:r>
+              <w:t>A CLI session illustrating the command.</w:t>
+            </w:r>
+          </w:p>
+        </w:tc>
+      </w:tr>
+      <w:tr>
+        <w:tc>
+          <w:tcPr>
+            <w:tcW w:type="dxa" w:w="4680"/>
+          </w:tcPr>
+          <w:p>
+            <w:r/>
+            <w:r>
+              <w:t>Notes</w:t>
+            </w:r>
+          </w:p>
+        </w:tc>
+        <w:tc>
+          <w:tcPr>
+            <w:tcW w:type="dxa" w:w="4680"/>
+          </w:tcPr>
+          <w:p>
+            <w:r/>
+            <w:r>
+              <w:t>Constraints, SAFI availability (“only available under unicast SAFI …”), mutex rules, prerequisites.</w:t>
+            </w:r>
+          </w:p>
+        </w:tc>
+      </w:tr>
+    </w:tbl>
+    <w:p>
+      <w:pPr>
+        <w:pStyle w:val="Compact"/>
+      </w:pPr>
+    </w:p>
+    <w:p>
+      <w:pPr>
+        <w:pStyle w:val="FirstParagraph"/>
+      </w:pPr>
+      <w:r>
+        <w:t>Structural requirements specific to the PDF base so it ingests cleanly:</w:t>
+      </w:r>
+    </w:p>
+    <w:p>
+      <w:pPr>
+        <w:pStyle w:val="Compact"/>
+      </w:pPr>
+      <w:r>
+        <w:t>The label column and value column must stay distinct table cells (the IR PDF path uses page.find_tables(); pdftotext -layout confirms the two-column split survives).</w:t>
+      </w:r>
+    </w:p>
+    <w:p>
+      <w:pPr>
+        <w:pStyle w:val="Compact"/>
+      </w:pPr>
+      <w:r>
+        <w:t>SAFI / submode applicability must appear in Notes or as an “options depend on submode” bullet. capability documents graceful-restart + orf only under the afi/safi submode — this is the exact signal the extension layer uses to decide EVPN applicability.</w:t>
+      </w:r>
+    </w:p>
+    <w:p>
+      <w:pPr>
+        <w:pStyle w:val="Compact"/>
+      </w:pPr>
+      <w:r>
+        <w:t>Command-mode cells must token-align so the base's generic “neighbor afi safi” maps onto the extension's “af-l2vpn evpn” submode.</w:t>
+      </w:r>
+    </w:p>
+    <w:p>
+      <w:pPr>
+        <w:pStyle w:val="Heading3"/>
+      </w:pPr>
+      <w:r>
+        <w:t>Cross result — base ↔ extension, 7 inherited knobs</w:t>
+      </w:r>
+    </w:p>
+    <w:p>
+      <w:pPr>
+        <w:pStyle w:val="FirstParagraph"/>
+      </w:pPr>
+      <w:r>
+        <w:t>All 7 hand-curated knobs are real commands in the base, and all 7 carried at least one invented element now corrected against the source. This vindicates the 2026-07-06 de-invention decision and lets the deliverable assert sourced grammar again:</w:t>
+      </w:r>
+    </w:p>
+    <w:tbl>
+      <w:tblPr>
+        <w:tblW w:type="auto" w:w="0"/>
+        <w:tblLook w:firstColumn="1" w:firstRow="1" w:lastColumn="0" w:lastRow="0" w:noHBand="0" w:noVBand="1" w:val="04A0"/>
+      </w:tblPr>
+      <w:tblGrid>
+        <w:gridCol w:w="3120"/>
+        <w:gridCol w:w="3120"/>
+        <w:gridCol w:w="3120"/>
+      </w:tblGrid>
+      <w:tr>
+        <w:tc>
+          <w:tcPr>
+            <w:tcW w:type="dxa" w:w="3120"/>
+          </w:tcPr>
+          <w:p>
+            <w:r/>
+            <w:r>
+              <w:rPr>
+                <w:b/>
+              </w:rPr>
+              <w:t>Knob</w:t>
+            </w:r>
+          </w:p>
+        </w:tc>
+        <w:tc>
+          <w:tcPr>
+            <w:tcW w:type="dxa" w:w="3120"/>
+          </w:tcPr>
+          <w:p>
+            <w:r/>
+            <w:r>
+              <w:rPr>
+                <w:b/>
+              </w:rPr>
+              <w:t>Base (Command Reference Guide) — authoritative</w:t>
+            </w:r>
+          </w:p>
+        </w:tc>
+        <w:tc>
+          <w:tcPr>
+            <w:tcW w:type="dxa" w:w="3120"/>
+          </w:tcPr>
+          <w:p>
+            <w:r/>
+            <w:r>
+              <w:rPr>
+                <w:b/>
+              </w:rPr>
+              <w:t>Was (hand-curated guess) — corrected</w:t>
+            </w:r>
+          </w:p>
+        </w:tc>
+      </w:tr>
+      <w:tr>
+        <w:tc>
+          <w:tcPr>
+            <w:tcW w:type="dxa" w:w="3120"/>
+          </w:tcPr>
+          <w:p>
+            <w:r/>
+            <w:r>
+              <w:t>allow-as-in</w:t>
+            </w:r>
+          </w:p>
+        </w:tc>
+        <w:tc>
+          <w:tcPr>
+            <w:tcW w:type="dxa" w:w="3120"/>
+          </w:tcPr>
+          <w:p>
+            <w:r/>
+            <w:r>
+              <w:t>allow-as-in number (1-10); Notes: only under unicast SAFI, VRF default, VPN SAFI</w:t>
+            </w:r>
+          </w:p>
+        </w:tc>
+        <w:tc>
+          <w:tcPr>
+            <w:tcW w:type="dxa" w:w="3120"/>
+          </w:tcPr>
+          <w:p>
+            <w:r/>
+            <w:r>
+              <w:t>[&lt;count&gt;] 1..10, default 3 (invented); EVPN applicability now in question</w:t>
+            </w:r>
+          </w:p>
+        </w:tc>
+      </w:tr>
+      <w:tr>
+        <w:tc>
+          <w:tcPr>
+            <w:tcW w:type="dxa" w:w="3120"/>
+          </w:tcPr>
+          <w:p>
+            <w:r/>
+            <w:r>
+              <w:t>capability</w:t>
+            </w:r>
+          </w:p>
+        </w:tc>
+        <w:tc>
+          <w:tcPr>
+            <w:tcW w:type="dxa" w:w="3120"/>
+          </w:tcPr>
+          <w:p>
+            <w:r/>
+            <w:r>
+              <w:t>options depend on submode; afi/safi submode → graceful-restart {enable|disable} and orf {both|disable|receive|send}</w:t>
+            </w:r>
+          </w:p>
+        </w:tc>
+        <w:tc>
+          <w:tcPr>
+            <w:tcW w:type="dxa" w:w="3120"/>
+          </w:tcPr>
+          <w:p>
+            <w:r/>
+            <w:r>
+              <w:t>orf-prefix-list send|receive|both | route-refresh (invented enumeration)</w:t>
+            </w:r>
+          </w:p>
+        </w:tc>
+      </w:tr>
+      <w:tr>
+        <w:tc>
+          <w:tcPr>
+            <w:tcW w:type="dxa" w:w="3120"/>
+          </w:tcPr>
+          <w:p>
+            <w:r/>
+            <w:r>
+              <w:t>inbound-soft-reconfiguration</w:t>
+            </w:r>
+          </w:p>
+        </w:tc>
+        <w:tc>
+          <w:tcPr>
+            <w:tcW w:type="dxa" w:w="3120"/>
+          </w:tcPr>
+          <w:p>
+            <w:r/>
+            <w:r>
+              <w:t>inbound-soft-reconfiguration [enable|disable]; default disable</w:t>
+            </w:r>
+          </w:p>
+        </w:tc>
+        <w:tc>
+          <w:tcPr>
+            <w:tcW w:type="dxa" w:w="3120"/>
+          </w:tcPr>
+          <w:p>
+            <w:r/>
+            <w:r>
+              <w:t>bare toggle (enable/disable argument missed)</w:t>
+            </w:r>
+          </w:p>
+        </w:tc>
+      </w:tr>
+      <w:tr>
+        <w:tc>
+          <w:tcPr>
+            <w:tcW w:type="dxa" w:w="3120"/>
+          </w:tcPr>
+          <w:p>
+            <w:r/>
+            <w:r>
+              <w:t>maximum-prefix</w:t>
+            </w:r>
+          </w:p>
+        </w:tc>
+        <w:tc>
+          <w:tcPr>
+            <w:tcW w:type="dxa" w:w="3120"/>
+          </w:tcPr>
+          <w:p>
+            <w:r/>
+            <w:r>
+              <w:t>maximum-prefix number &lt;max&gt; threshold &lt;percent&gt; action [warn|terminate]; max 0-4294967295 default 2097152, percent 1-100 default 75, action default warn</w:t>
+            </w:r>
+          </w:p>
+        </w:tc>
+        <w:tc>
+          <w:tcPr>
+            <w:tcW w:type="dxa" w:w="3120"/>
+          </w:tcPr>
+          <w:p>
+            <w:r/>
+            <w:r>
+              <w:t>&lt;max&gt; [&lt;pct&gt; [warning-only|restart &lt;interval&gt;]], default no limit (grammar and default invented)</w:t>
+            </w:r>
+          </w:p>
+        </w:tc>
+      </w:tr>
+      <w:tr>
+        <w:tc>
+          <w:tcPr>
+            <w:tcW w:type="dxa" w:w="3120"/>
+          </w:tcPr>
+          <w:p>
+            <w:r/>
+            <w:r>
+              <w:t>policy</w:t>
+            </w:r>
+          </w:p>
+        </w:tc>
+        <w:tc>
+          <w:tcPr>
+            <w:tcW w:type="dxa" w:w="3120"/>
+          </w:tcPr>
+          <w:p>
+            <w:r/>
+            <w:r>
+              <w:t>policy {in|out} policy-name (direction then name)</w:t>
+            </w:r>
+          </w:p>
+        </w:tc>
+        <w:tc>
+          <w:tcPr>
+            <w:tcW w:type="dxa" w:w="3120"/>
+          </w:tcPr>
+          <w:p>
+            <w:r/>
+            <w:r>
+              <w:t>policy &lt;policy-name&gt; {in|out} (argument order reversed)</w:t>
+            </w:r>
+          </w:p>
+        </w:tc>
+      </w:tr>
+      <w:tr>
+        <w:tc>
+          <w:tcPr>
+            <w:tcW w:type="dxa" w:w="3120"/>
+          </w:tcPr>
+          <w:p>
+            <w:r/>
+            <w:r>
+              <w:t>private-as</w:t>
+            </w:r>
+          </w:p>
+        </w:tc>
+        <w:tc>
+          <w:tcPr>
+            <w:tcW w:type="dxa" w:w="3120"/>
+          </w:tcPr>
+          <w:p>
+            <w:r/>
+            <w:r>
+              <w:t>private-as [remove|leave]; default leave</w:t>
+            </w:r>
+          </w:p>
+        </w:tc>
+        <w:tc>
+          <w:tcPr>
+            <w:tcW w:type="dxa" w:w="3120"/>
+          </w:tcPr>
+          <w:p>
+            <w:r/>
+            <w:r>
+              <w:t>private-as {remove|replace} (“replace” invented; real is “leave”)</w:t>
+            </w:r>
+          </w:p>
+        </w:tc>
+      </w:tr>
+      <w:tr>
+        <w:tc>
+          <w:tcPr>
+            <w:tcW w:type="dxa" w:w="3120"/>
+          </w:tcPr>
+          <w:p>
+            <w:r/>
+            <w:r>
+              <w:t>route-reflector-client</w:t>
+            </w:r>
+          </w:p>
+        </w:tc>
+        <w:tc>
+          <w:tcPr>
+            <w:tcW w:type="dxa" w:w="3120"/>
+          </w:tcPr>
+          <w:p>
+            <w:r/>
+            <w:r>
+              <w:t>route-reflector-client [enable|disable]; default disable</w:t>
+            </w:r>
+          </w:p>
+        </w:tc>
+        <w:tc>
+          <w:tcPr>
+            <w:tcW w:type="dxa" w:w="3120"/>
+          </w:tcPr>
+          <w:p>
+            <w:r/>
+            <w:r>
+              <w:t>bare toggle (enable/disable argument missed)</w:t>
+            </w:r>
+          </w:p>
+        </w:tc>
+      </w:tr>
+    </w:tbl>
+    <w:p>
+      <w:pPr>
+        <w:pStyle w:val="Compact"/>
+      </w:pPr>
+    </w:p>
+    <w:p>
+      <w:pPr>
+        <w:pStyle w:val="Heading3"/>
+      </w:pPr>
+      <w:r>
+        <w:t>Open items</w:t>
+      </w:r>
+    </w:p>
+    <w:p>
+      <w:pPr>
+        <w:pStyle w:val="Compact"/>
+      </w:pPr>
+      <w:r>
+        <w:t>allow-as-in's Notes restrict it to unicast + VPN SAFI. Before we keep its af-l2vpn evpn row, the extension (EVPN CLI doc / SFS) or Eyal must confirm EVPN applicability — the base+extension cross turns this from an assumption into a sourced question.</w:t>
+      </w:r>
+    </w:p>
+    <w:p>
+      <w:pPr>
+        <w:pStyle w:val="Compact"/>
+      </w:pPr>
+      <w:r>
+        <w:t>Add a scoped PDF-section ingest path: the CRG is 1577 pp but only ~15 BGP-neighbor sections (10.2.1.x) are in scope. cli_extractor should accept a section allow-list rather than parsing the whole book.</w:t>
+      </w:r>
+    </w:p>
+    <w:p>
+      <w:pPr>
+        <w:pStyle w:val="Compact"/>
+      </w:pPr>
+      <w:r>
+        <w:t>Once extracted commands land, drop cli_inheritance.deinvent() — the base carries true grammar and needs no de-invention.</w:t>
       </w:r>
     </w:p>
     <w:p>
